--- a/docs/user-guide.docx
+++ b/docs/user-guide.docx
@@ -1255,6 +1255,142 @@
       </w:r>
       <w:r>
         <w:t xml:space="preserve"> role to run both.</w:t>
+      </w:r>
+    </w:p>
+    <w:p>
+      <w:pPr>
+        <w:pStyle w:val="Heading2"/>
+      </w:pPr>
+      <w:r>
+        <w:t>Zigbee networks panel</w:t>
+      </w:r>
+    </w:p>
+    <w:p>
+      <w:r>
+        <w:t xml:space="preserve">Below the waterfall, the </w:t>
+      </w:r>
+      <w:r>
+        <w:rPr>
+          <w:b/>
+        </w:rPr>
+        <w:t>Zigbee networks</w:t>
+      </w:r>
+      <w:r>
+        <w:t xml:space="preserve"> panel lists every network (PAN id) the sniffer has</w:t>
+      </w:r>
+    </w:p>
+    <w:p>
+      <w:r>
+        <w:t xml:space="preserve">heard — tagged </w:t>
+      </w:r>
+      <w:r>
+        <w:rPr>
+          <w:b/>
+        </w:rPr>
+        <w:t>yours</w:t>
+      </w:r>
+      <w:r>
+        <w:t xml:space="preserve"> or </w:t>
+      </w:r>
+      <w:r>
+        <w:rPr>
+          <w:b/>
+        </w:rPr>
+        <w:t>foreign</w:t>
+      </w:r>
+      <w:r>
+        <w:t xml:space="preserve"> — with its channel, frame count, and last-seen. A foreign</w:t>
+      </w:r>
+    </w:p>
+    <w:p>
+      <w:r>
+        <w:t xml:space="preserve">network </w:t>
+      </w:r>
+      <w:r>
+        <w:rPr>
+          <w:b/>
+        </w:rPr>
+        <w:t>on your channel</w:t>
+      </w:r>
+      <w:r>
+        <w:t xml:space="preserve"> is a prime dropout suspect.</w:t>
+      </w:r>
+    </w:p>
+    <w:p>
+      <w:r>
+        <w:t>Because one radio hears only one channel, use a survey to see the rest of the band:</w:t>
+      </w:r>
+    </w:p>
+    <w:p>
+      <w:pPr>
+        <w:pStyle w:val="ListBullet"/>
+      </w:pPr>
+      <w:r>
+        <w:rPr>
+          <w:b/>
+        </w:rPr>
+        <w:t>Passive survey</w:t>
+      </w:r>
+      <w:r>
+        <w:t xml:space="preserve"> — hops channels 11–26 listening for networks that are actively transmitting.</w:t>
+      </w:r>
+    </w:p>
+    <w:p>
+      <w:pPr>
+        <w:pStyle w:val="ListBullet"/>
+      </w:pPr>
+      <w:r>
+        <w:rPr>
+          <w:b/>
+        </w:rPr>
+        <w:t>Active scan ⚡</w:t>
+      </w:r>
+      <w:r>
+        <w:t xml:space="preserve"> — also transmits a *beacon request* on each channel so even </w:t>
+      </w:r>
+      <w:r>
+        <w:rPr>
+          <w:b/>
+        </w:rPr>
+        <w:t>idle</w:t>
+      </w:r>
+      <w:r>
+        <w:t xml:space="preserve"> networks</w:t>
+      </w:r>
+    </w:p>
+    <w:p>
+      <w:r>
+        <w:t xml:space="preserve">  reply. Needs firmware ≥ 0.26; it TX's on-air (a standard Zigbee scan), so it's gated behind a</w:t>
+      </w:r>
+    </w:p>
+    <w:p>
+      <w:r>
+        <w:t xml:space="preserve">  confirmation, like the active device probe.</w:t>
+      </w:r>
+    </w:p>
+    <w:p>
+      <w:r>
+        <w:t xml:space="preserve">A survey briefly </w:t>
+      </w:r>
+      <w:r>
+        <w:rPr>
+          <w:b/>
+        </w:rPr>
+        <w:t>pauses capture</w:t>
+      </w:r>
+      <w:r>
+        <w:t xml:space="preserve"> (~30 s) on a single radio, then restores your channel. Full</w:t>
+      </w:r>
+    </w:p>
+    <w:p>
+      <w:r>
+        <w:t xml:space="preserve">detail: </w:t>
+      </w:r>
+      <w:r>
+        <w:t>networks.md</w:t>
+      </w:r>
+      <w:r>
+        <w:t>.</w:t>
       </w:r>
     </w:p>
     <w:p>

--- a/docs/user-guide.docx
+++ b/docs/user-guide.docx
@@ -873,7 +873,40 @@
         <w:t>Incidents.</w:t>
       </w:r>
       <w:r>
-        <w:t xml:space="preserve"> Timestamped events the firmware/host flagged (silences, route failures…).</w:t>
+        <w:t xml:space="preserve"> Timestamped dropout events the host flags automatically: a device that was</w:t>
+      </w:r>
+    </w:p>
+    <w:p>
+      <w:r>
+        <w:t xml:space="preserve">heard regularly then </w:t>
+      </w:r>
+      <w:r>
+        <w:rPr>
+          <w:b/>
+        </w:rPr>
+        <w:t>went silent</w:t>
+      </w:r>
+      <w:r>
+        <w:t xml:space="preserve"> past the threshold (with the channel's energy at that</w:t>
+      </w:r>
+    </w:p>
+    <w:p>
+      <w:r>
+        <w:t xml:space="preserve">moment), and a </w:t>
+      </w:r>
+      <w:r>
+        <w:rPr>
+          <w:b/>
+        </w:rPr>
+        <w:t>recovered</w:t>
+      </w:r>
+      <w:r>
+        <w:t xml:space="preserve"> entry when it returns. Tune the silence threshold in **Config →</w:t>
+      </w:r>
+    </w:p>
+    <w:p>
+      <w:r>
+        <w:t>Incident detection** (default 120 s). This is the log that catches devices dropping off.</w:t>
       </w:r>
     </w:p>
     <w:p>

--- a/docs/user-guide.docx
+++ b/docs/user-guide.docx
@@ -2219,6 +2219,48 @@
       </w:r>
       <w:r>
         <w:t>, and reconnects automatically next run.</w:t>
+      </w:r>
+    </w:p>
+    <w:p>
+      <w:pPr>
+        <w:pStyle w:val="ListBullet"/>
+      </w:pPr>
+      <w:r>
+        <w:rPr>
+          <w:b/>
+        </w:rPr>
+        <w:t>Philips Hue bridge</w:t>
+      </w:r>
+      <w:r>
+        <w:t xml:space="preserve"> — enter the bridge IP, press its round </w:t>
+      </w:r>
+      <w:r>
+        <w:rPr>
+          <w:b/>
+        </w:rPr>
+        <w:t>link button</w:t>
+      </w:r>
+      <w:r>
+        <w:t>, then click</w:t>
+      </w:r>
+    </w:p>
+    <w:p>
+      <w:r>
+        <w:t xml:space="preserve">  </w:t>
+      </w:r>
+      <w:r>
+        <w:rPr>
+          <w:b/>
+        </w:rPr>
+        <w:t>Pair</w:t>
+      </w:r>
+      <w:r>
+        <w:t>. Names Hue devices and helps identify the Hue network in *Zigbee networks*. Runs</w:t>
+      </w:r>
+    </w:p>
+    <w:p>
+      <w:r>
+        <w:t xml:space="preserve">  alongside Home Assistant (both name sources at once). The key is stored encrypted.</w:t>
       </w:r>
     </w:p>
     <w:p>

--- a/docs/user-guide.docx
+++ b/docs/user-guide.docx
@@ -832,6 +832,64 @@
       </w:r>
       <w:r>
         <w:t xml:space="preserve"> toggle shows/hides leaf nodes (routing backbone only).</w:t>
+      </w:r>
+    </w:p>
+    <w:p>
+      <w:pPr>
+        <w:pStyle w:val="ListBullet"/>
+      </w:pPr>
+      <w:r>
+        <w:rPr>
+          <w:b/>
+        </w:rPr>
+        <w:t>Foreign</w:t>
+      </w:r>
+      <w:r>
+        <w:t xml:space="preserve"> toggle shows/hides devices on *other* networks (e.g. Philips Hue). Foreign nodes are</w:t>
+      </w:r>
+    </w:p>
+    <w:p>
+      <w:r>
+        <w:t xml:space="preserve">  </w:t>
+      </w:r>
+      <w:r>
+        <w:rPr>
+          <w:b/>
+        </w:rPr>
+        <w:t>purple</w:t>
+      </w:r>
+      <w:r>
+        <w:t xml:space="preserve"> and labelled </w:t>
+      </w:r>
+      <w:r>
+        <w:rPr>
+          <w:rFonts w:ascii="Consolas" w:hAnsi="Consolas"/>
+          <w:color w:val="C7254E"/>
+          <w:sz w:val="19"/>
+        </w:rPr>
+        <w:t>…/FGN:&lt;channel&gt;</w:t>
+      </w:r>
+      <w:r>
+        <w:t>. They appear once you've heard that network — pin your</w:t>
+      </w:r>
+    </w:p>
+    <w:p>
+      <w:r>
+        <w:t xml:space="preserve">  channel there or use the </w:t>
+      </w:r>
+      <w:r>
+        <w:rPr>
+          <w:b/>
+        </w:rPr>
+        <w:t>Monitor</w:t>
+      </w:r>
+      <w:r>
+        <w:t xml:space="preserve"> button on the Zigbee-networks panel; their names (from a</w:t>
+      </w:r>
+    </w:p>
+    <w:p>
+      <w:r>
+        <w:t xml:space="preserve">  paired Hue bridge) and manufacturer are saved and survive restarts.</w:t>
       </w:r>
     </w:p>
     <w:p>

--- a/docs/user-guide.docx
+++ b/docs/user-guide.docx
@@ -1103,6 +1103,54 @@
       </w:r>
       <w:r>
         <w:t>).</w:t>
+      </w:r>
+    </w:p>
+    <w:p>
+      <w:pPr>
+        <w:pStyle w:val="ListBullet"/>
+      </w:pPr>
+      <w:r>
+        <w:rPr>
+          <w:b/>
+        </w:rPr>
+        <w:t>Click any frame</w:t>
+      </w:r>
+      <w:r>
+        <w:t xml:space="preserve"> to open the </w:t>
+      </w:r>
+      <w:r>
+        <w:rPr>
+          <w:b/>
+        </w:rPr>
+        <w:t>inspector</w:t>
+      </w:r>
+      <w:r>
+        <w:t>: a layer-by-layer decode (MAC / NWK / APS / ZCL),</w:t>
+      </w:r>
+    </w:p>
+    <w:p>
+      <w:r>
+        <w:t xml:space="preserve">  the resolved device name and IEEE address, and a raw hex dump. </w:t>
+      </w:r>
+      <w:r>
+        <w:rPr>
+          <w:b/>
+        </w:rPr>
+        <w:t>Copy hex</w:t>
+      </w:r>
+      <w:r>
+        <w:t xml:space="preserve"> or </w:t>
+      </w:r>
+      <w:r>
+        <w:rPr>
+          <w:b/>
+        </w:rPr>
+        <w:t>Export JSON</w:t>
+      </w:r>
+    </w:p>
+    <w:p>
+      <w:r>
+        <w:t xml:space="preserve">  (the full decode + metadata) from the drawer.</w:t>
       </w:r>
     </w:p>
     <w:p>

--- a/docs/user-guide.docx
+++ b/docs/user-guide.docx
@@ -2394,7 +2394,30 @@
         <w:t>Export</w:t>
       </w:r>
       <w:r>
-        <w:t xml:space="preserve"> — download Devices / Frames / Incidents / Diagnostics / Spectrum as CSV or JSON.</w:t>
+        <w:t xml:space="preserve"> — download Devices / Frames / Incidents / Diagnostics / Spectrum as CSV or JSON, or</w:t>
+      </w:r>
+    </w:p>
+    <w:p>
+      <w:r>
+        <w:t xml:space="preserve">  </w:t>
+      </w:r>
+      <w:r>
+        <w:rPr>
+          <w:b/>
+        </w:rPr>
+        <w:t>Frames → pcap</w:t>
+      </w:r>
+      <w:r>
+        <w:t xml:space="preserve"> for </w:t>
+      </w:r>
+      <w:r>
+        <w:rPr>
+          <w:b/>
+        </w:rPr>
+        <w:t>Wireshark</w:t>
+      </w:r>
+      <w:r>
+        <w:t xml:space="preserve"> (802.15.4 TAP encapsulation, with per-frame RSSI/LQI/channel).</w:t>
       </w:r>
     </w:p>
     <w:p>

--- a/docs/user-guide.docx
+++ b/docs/user-guide.docx
@@ -921,6 +921,47 @@
     <w:p>
       <w:r>
         <w:t xml:space="preserve">  observed that device's parent.</w:t>
+      </w:r>
+    </w:p>
+    <w:p>
+      <w:r>
+        <w:rPr>
+          <w:b/>
+        </w:rPr>
+        <w:t>Device details</w:t>
+      </w:r>
+      <w:r>
+        <w:t xml:space="preserve"> (click a device). Beyond signal/messages, the drawer shows </w:t>
+      </w:r>
+      <w:r>
+        <w:rPr>
+          <w:b/>
+        </w:rPr>
+        <w:t>Capabilities</w:t>
+      </w:r>
+    </w:p>
+    <w:p>
+      <w:r>
+        <w:t>(endpoints + in/out clusters, manufacturer, model, power — pulled from the coordinator/ZHA, no</w:t>
+      </w:r>
+    </w:p>
+    <w:p>
+      <w:r>
+        <w:t xml:space="preserve">on-air interrogation) and a </w:t>
+      </w:r>
+      <w:r>
+        <w:rPr>
+          <w:b/>
+        </w:rPr>
+        <w:t>Path from coordinator</w:t>
+      </w:r>
+      <w:r>
+        <w:t xml:space="preserve"> button that plots the route to the device</w:t>
+      </w:r>
+    </w:p>
+    <w:p>
+      <w:r>
+        <w:t>hop-by-hop with per-hop LQI (from ZHA's neighbour table, or the sniffer's observed links).</w:t>
       </w:r>
     </w:p>
     <w:p>

--- a/docs/user-guide.docx
+++ b/docs/user-guide.docx
@@ -947,7 +947,16 @@
     </w:p>
     <w:p>
       <w:r>
-        <w:t xml:space="preserve">on-air interrogation) and a </w:t>
+        <w:t xml:space="preserve">on-air interrogation; </w:t>
+      </w:r>
+      <w:r>
+        <w:rPr>
+          <w:b/>
+        </w:rPr>
+        <w:t>Re-interview</w:t>
+      </w:r>
+      <w:r>
+        <w:t xml:space="preserve"> re-pulls it on demand) and a </w:t>
       </w:r>
       <w:r>
         <w:rPr>
@@ -955,13 +964,34 @@
         </w:rPr>
         <w:t>Path from coordinator</w:t>
       </w:r>
-      <w:r>
-        <w:t xml:space="preserve"> button that plots the route to the device</w:t>
-      </w:r>
     </w:p>
     <w:p>
       <w:r>
-        <w:t>hop-by-hop with per-hop LQI (from ZHA's neighbour table, or the sniffer's observed links).</w:t>
+        <w:t>button that plots the route to the device hop-by-hop with per-hop LQI (from ZHA's neighbour table,</w:t>
+      </w:r>
+    </w:p>
+    <w:p>
+      <w:r>
+        <w:t>or the sniffer's observed links).</w:t>
+      </w:r>
+    </w:p>
+    <w:p>
+      <w:r>
+        <w:t xml:space="preserve">A </w:t>
+      </w:r>
+      <w:r>
+        <w:rPr>
+          <w:b/>
+        </w:rPr>
+        <w:t>⚠ channel-hopping</w:t>
+      </w:r>
+      <w:r>
+        <w:t xml:space="preserve"> badge appears in the top bar whenever the radio is hopping (which only</w:t>
+      </w:r>
+    </w:p>
+    <w:p>
+      <w:r>
+        <w:t>captures your network part of the time) — click it to pin back to your channel.</w:t>
       </w:r>
     </w:p>
     <w:p>

--- a/docs/user-guide.docx
+++ b/docs/user-guide.docx
@@ -972,7 +972,35 @@
     </w:p>
     <w:p>
       <w:r>
-        <w:t>or the sniffer's observed links).</w:t>
+        <w:t xml:space="preserve">or the sniffer's observed links). An </w:t>
+      </w:r>
+      <w:r>
+        <w:rPr>
+          <w:b/>
+        </w:rPr>
+        <w:t>Active interrogation</w:t>
+      </w:r>
+      <w:r>
+        <w:t xml:space="preserve"> section can </w:t>
+      </w:r>
+      <w:r>
+        <w:rPr>
+          <w:b/>
+        </w:rPr>
+        <w:t>transmit</w:t>
+      </w:r>
+      <w:r>
+        <w:t xml:space="preserve"> an encrypted</w:t>
+      </w:r>
+    </w:p>
+    <w:p>
+      <w:r>
+        <w:t>ZDO request (read bindings / query endpoints) directly to the device — gated behind a confirmation,</w:t>
+      </w:r>
+    </w:p>
+    <w:p>
+      <w:r>
+        <w:t>and needs firmware ≥ 0.28; the reply shows up in the device's Recent messages.</w:t>
       </w:r>
     </w:p>
     <w:p>

--- a/docs/user-guide.docx
+++ b/docs/user-guide.docx
@@ -65,6 +65,14 @@
       </w:pPr>
       <w:r>
         <w:t>The top bar</w:t>
+      </w:r>
+    </w:p>
+    <w:p>
+      <w:pPr>
+        <w:pStyle w:val="ListBullet"/>
+      </w:pPr>
+      <w:r>
+        <w:t>Demo mode</w:t>
       </w:r>
     </w:p>
     <w:p>
@@ -571,6 +579,272 @@
         <w:pStyle w:val="Heading1"/>
       </w:pPr>
       <w:r>
+        <w:t>Demo mode</w:t>
+      </w:r>
+    </w:p>
+    <w:p>
+      <w:r>
+        <w:t xml:space="preserve">No C6 handy? </w:t>
+      </w:r>
+      <w:r>
+        <w:rPr>
+          <w:rFonts w:ascii="Consolas" w:hAnsi="Consolas"/>
+          <w:color w:val="C7254E"/>
+          <w:sz w:val="19"/>
+        </w:rPr>
+        <w:t>./zbsniff --demo</w:t>
+      </w:r>
+      <w:r>
+        <w:t xml:space="preserve"> runs the exact same dashboard against a fully simulated network —</w:t>
+      </w:r>
+    </w:p>
+    <w:p>
+      <w:r>
+        <w:t>useful for exploring the UI, taking screenshots, or a walkthrough with no hardware in the room.</w:t>
+      </w:r>
+    </w:p>
+    <w:p>
+      <w:r>
+        <w:t>It activates two ways:</w:t>
+      </w:r>
+    </w:p>
+    <w:p>
+      <w:pPr>
+        <w:pStyle w:val="ListBullet"/>
+      </w:pPr>
+      <w:r>
+        <w:rPr>
+          <w:b/>
+        </w:rPr>
+        <w:t>`--demo` on the command line</w:t>
+      </w:r>
+      <w:r>
+        <w:t xml:space="preserve"> — starts in demo mode immediately.</w:t>
+      </w:r>
+    </w:p>
+    <w:p>
+      <w:pPr>
+        <w:pStyle w:val="ListBullet"/>
+      </w:pPr>
+      <w:r>
+        <w:rPr>
+          <w:b/>
+        </w:rPr>
+        <w:t>Automatically offered</w:t>
+      </w:r>
+      <w:r>
+        <w:t xml:space="preserve"> if zbsniff can't find a C6 within a few seconds — a banner offers</w:t>
+      </w:r>
+    </w:p>
+    <w:p>
+      <w:r>
+        <w:t xml:space="preserve">  </w:t>
+      </w:r>
+      <w:r>
+        <w:rPr>
+          <w:b/>
+        </w:rPr>
+        <w:t>Retry</w:t>
+      </w:r>
+      <w:r>
+        <w:t xml:space="preserve"> (keep searching for real hardware) or </w:t>
+      </w:r>
+      <w:r>
+        <w:rPr>
+          <w:b/>
+        </w:rPr>
+        <w:t>Enter Demo Mode</w:t>
+      </w:r>
+      <w:r>
+        <w:t>, with a confirmation before</w:t>
+      </w:r>
+    </w:p>
+    <w:p>
+      <w:r>
+        <w:t xml:space="preserve">  switching. It never silently substitutes simulated data for a real device that's just slow to</w:t>
+      </w:r>
+    </w:p>
+    <w:p>
+      <w:r>
+        <w:t xml:space="preserve">  enumerate.</w:t>
+      </w:r>
+    </w:p>
+    <w:p>
+      <w:r>
+        <w:t xml:space="preserve">A purple </w:t>
+      </w:r>
+      <w:r>
+        <w:rPr>
+          <w:b/>
+        </w:rPr>
+        <w:t>DEMO MODE — simulated data</w:t>
+      </w:r>
+      <w:r>
+        <w:t xml:space="preserve"> badge stays in the top bar the entire time, so simulated</w:t>
+      </w:r>
+    </w:p>
+    <w:p>
+      <w:r>
+        <w:t>and real captures are never mistaken for one another.</w:t>
+      </w:r>
+    </w:p>
+    <w:p>
+      <w:r>
+        <w:t>What's simulated:</w:t>
+      </w:r>
+    </w:p>
+    <w:p>
+      <w:pPr>
+        <w:pStyle w:val="ListBullet"/>
+      </w:pPr>
+      <w:r>
+        <w:t xml:space="preserve">A </w:t>
+      </w:r>
+      <w:r>
+        <w:rPr>
+          <w:b/>
+        </w:rPr>
+        <w:t>13-device home mesh</w:t>
+      </w:r>
+      <w:r>
+        <w:t xml:space="preserve"> (coordinator, routers, and end devices spread across rooms) generating</w:t>
+      </w:r>
+    </w:p>
+    <w:p>
+      <w:r>
+        <w:t xml:space="preserve">  realistic sensor reports and the occasional coordinator→device command, decrypted through the</w:t>
+      </w:r>
+    </w:p>
+    <w:p>
+      <w:r>
+        <w:t xml:space="preserve">  same crypto pipeline real traffic uses.</w:t>
+      </w:r>
+    </w:p>
+    <w:p>
+      <w:pPr>
+        <w:pStyle w:val="ListBullet"/>
+      </w:pPr>
+      <w:r>
+        <w:t xml:space="preserve">A </w:t>
+      </w:r>
+      <w:r>
+        <w:rPr>
+          <w:b/>
+        </w:rPr>
+        <w:t>Philips Hue network</w:t>
+      </w:r>
+      <w:r>
+        <w:t xml:space="preserve"> (a bridge + 3 bulbs) as a foreign network, plus a **second foreign</w:t>
+      </w:r>
+    </w:p>
+    <w:p>
+      <w:r>
+        <w:t xml:space="preserve">  network** on a different channel — both populate the Networks tab and foreign-device list the</w:t>
+      </w:r>
+    </w:p>
+    <w:p>
+      <w:r>
+        <w:t xml:space="preserve">  same way a real neighboring network would.</w:t>
+      </w:r>
+    </w:p>
+    <w:p>
+      <w:pPr>
+        <w:pStyle w:val="ListBullet"/>
+      </w:pPr>
+      <w:r>
+        <w:rPr>
+          <w:b/>
+        </w:rPr>
+        <w:t>Home Assistant and Hue integration data</w:t>
+      </w:r>
+      <w:r>
+        <w:t xml:space="preserve"> — friendly names and device counts, consistent across</w:t>
+      </w:r>
+    </w:p>
+    <w:p>
+      <w:r>
+        <w:t xml:space="preserve">  refreshes rather than randomized each time.</w:t>
+      </w:r>
+    </w:p>
+    <w:p>
+      <w:pPr>
+        <w:pStyle w:val="ListBullet"/>
+      </w:pPr>
+      <w:r>
+        <w:rPr>
+          <w:b/>
+        </w:rPr>
+        <w:t>RF spectrum</w:t>
+      </w:r>
+      <w:r>
+        <w:t xml:space="preserve"> — </w:t>
+      </w:r>
+      <w:r>
+        <w:rPr>
+          <w:rFonts w:ascii="Consolas" w:hAnsi="Consolas"/>
+          <w:color w:val="C7254E"/>
+          <w:sz w:val="19"/>
+        </w:rPr>
+        <w:t>Scan once</w:t>
+      </w:r>
+      <w:r>
+        <w:t xml:space="preserve"> and </w:t>
+      </w:r>
+      <w:r>
+        <w:rPr>
+          <w:rFonts w:ascii="Consolas" w:hAnsi="Consolas"/>
+          <w:color w:val="C7254E"/>
+          <w:sz w:val="19"/>
+        </w:rPr>
+        <w:t>Continuous</w:t>
+      </w:r>
+      <w:r>
+        <w:t xml:space="preserve"> both work, with a realistic bursty energy pattern</w:t>
+      </w:r>
+    </w:p>
+    <w:p>
+      <w:r>
+        <w:t xml:space="preserve">  (channels under the simulated networks read hot only some of the time, like real intermittent</w:t>
+      </w:r>
+    </w:p>
+    <w:p>
+      <w:r>
+        <w:t xml:space="preserve">  Zigbee traffic, against a quiet noise floor elsewhere). Starting a continuous sweep takes over a</w:t>
+      </w:r>
+    </w:p>
+    <w:p>
+      <w:r>
+        <w:t xml:space="preserve">  radio exactly like it would on real hardware — that radio stops "capturing" for the duration.</w:t>
+      </w:r>
+    </w:p>
+    <w:p>
+      <w:r>
+        <w:t>Device identities, PANs, and channels stay stable for the life of the process — only traffic counts</w:t>
+      </w:r>
+    </w:p>
+    <w:p>
+      <w:r>
+        <w:t>and RF readings vary — so it behaves like a consistent physical layout rather than re-randomizing on</w:t>
+      </w:r>
+    </w:p>
+    <w:p>
+      <w:r>
+        <w:t>every page load.</w:t>
+      </w:r>
+    </w:p>
+    <w:p>
+      <w:r>
+        <w:rPr>
+          <w:color w:val="BBBBBB"/>
+        </w:rPr>
+        <w:t>────────────────────────────────────────</w:t>
+      </w:r>
+    </w:p>
+    <w:p>
+      <w:pPr>
+        <w:pStyle w:val="Heading1"/>
+      </w:pPr>
+      <w:r>
         <w:t>Overview tab</w:t>
       </w:r>
     </w:p>
@@ -1629,6 +1903,184 @@
       </w:r>
       <w:r>
         <w:t>.</w:t>
+      </w:r>
+    </w:p>
+    <w:p>
+      <w:pPr>
+        <w:pStyle w:val="Heading2"/>
+      </w:pPr>
+      <w:r>
+        <w:t>Channel airtime panel</w:t>
+      </w:r>
+    </w:p>
+    <w:p>
+      <w:r>
+        <w:t xml:space="preserve">Below the networks table, </w:t>
+      </w:r>
+      <w:r>
+        <w:rPr>
+          <w:b/>
+        </w:rPr>
+        <w:t>Channel airtime</w:t>
+      </w:r>
+      <w:r>
+        <w:t xml:space="preserve"> answers the question the table can't: not just *who*</w:t>
+      </w:r>
+    </w:p>
+    <w:p>
+      <w:r>
+        <w:t xml:space="preserve">is on the air, but </w:t>
+      </w:r>
+      <w:r>
+        <w:rPr>
+          <w:b/>
+        </w:rPr>
+        <w:t>how much and how loudly</w:t>
+      </w:r>
+      <w:r>
+        <w:t>. A loud neighbouring network physically close to</w:t>
+      </w:r>
+    </w:p>
+    <w:p>
+      <w:r>
+        <w:t xml:space="preserve">your coordinator can break your network </w:t>
+      </w:r>
+      <w:r>
+        <w:rPr>
+          <w:b/>
+        </w:rPr>
+        <w:t>without ever touching your channel</w:t>
+      </w:r>
+      <w:r>
+        <w:t xml:space="preserve"> (receiver</w:t>
+      </w:r>
+    </w:p>
+    <w:p>
+      <w:r>
+        <w:t>blocking/desense) — this panel makes that visible instead of "unplug things until it works".</w:t>
+      </w:r>
+    </w:p>
+    <w:p>
+      <w:pPr>
+        <w:pStyle w:val="ListBullet"/>
+      </w:pPr>
+      <w:r>
+        <w:rPr>
+          <w:b/>
+        </w:rPr>
+        <w:t>Stacked bars</w:t>
+      </w:r>
+      <w:r>
+        <w:t xml:space="preserve"> — frames per minute over a selectable window (</w:t>
+      </w:r>
+      <w:r>
+        <w:rPr>
+          <w:b/>
+        </w:rPr>
+        <w:t>15m / 1h / 6h / 24h</w:t>
+      </w:r>
+      <w:r>
+        <w:t>), one</w:t>
+      </w:r>
+    </w:p>
+    <w:p>
+      <w:r>
+        <w:t xml:space="preserve">  colour per network. Your PAN is always blue; foreign PANs keep a stable colour; grey collects</w:t>
+      </w:r>
+    </w:p>
+    <w:p>
+      <w:r>
+        <w:t xml:space="preserve">  PAN-less frames (MAC ACKs). Hover a segment for the exact count and time slice.</w:t>
+      </w:r>
+    </w:p>
+    <w:p>
+      <w:pPr>
+        <w:pStyle w:val="ListBullet"/>
+      </w:pPr>
+      <w:r>
+        <w:rPr>
+          <w:b/>
+        </w:rPr>
+        <w:t>Per-channel totals</w:t>
+      </w:r>
+      <w:r>
+        <w:t xml:space="preserve"> — which channels actually carried traffic in the window.</w:t>
+      </w:r>
+    </w:p>
+    <w:p>
+      <w:pPr>
+        <w:pStyle w:val="ListBullet"/>
+      </w:pPr>
+      <w:r>
+        <w:rPr>
+          <w:b/>
+        </w:rPr>
+        <w:t>Per-network rows</w:t>
+      </w:r>
+      <w:r>
+        <w:t xml:space="preserve"> — total frames, ~frames/min, average RSSI ⌖, and an </w:t>
+      </w:r>
+      <w:r>
+        <w:rPr>
+          <w:b/>
+        </w:rPr>
+        <w:t>RSSI histogram</w:t>
+      </w:r>
+    </w:p>
+    <w:p>
+      <w:r>
+        <w:t xml:space="preserve">  (8 bins, ≤−101 to ≥−40 dBm). A neighbour piling up frames at the loud end of the histogram is</w:t>
+      </w:r>
+    </w:p>
+    <w:p>
+      <w:r>
+        <w:t xml:space="preserve">  *close* to your sniffer — if the sniffer sits near your coordinator, that's a prime suspect for</w:t>
+      </w:r>
+    </w:p>
+    <w:p>
+      <w:r>
+        <w:t xml:space="preserve">  otherwise-unexplained </w:t>
+      </w:r>
+      <w:r>
+        <w:rPr>
+          <w:rFonts w:ascii="Consolas" w:hAnsi="Consolas"/>
+          <w:color w:val="C7254E"/>
+          <w:sz w:val="19"/>
+        </w:rPr>
+        <w:t>NWK_NO_ROUTE</w:t>
+      </w:r>
+      <w:r>
+        <w:t xml:space="preserve"> storms, pairing failures, and mesh-wide dropouts.</w:t>
+      </w:r>
+    </w:p>
+    <w:p>
+      <w:r>
+        <w:t xml:space="preserve">Rates and RSSI carry the usual </w:t>
+      </w:r>
+      <w:r>
+        <w:rPr>
+          <w:b/>
+        </w:rPr>
+        <w:t>heard-at-sniffer caveat ⌖</w:t>
+      </w:r>
+      <w:r>
+        <w:t>: a network on another channel is only</w:t>
+      </w:r>
+    </w:p>
+    <w:p>
+      <w:r>
+        <w:t>sampled while a radio is actually listening there (a hopper, a survey, or a dedicated</w:t>
+      </w:r>
+    </w:p>
+    <w:p>
+      <w:r>
+        <w:t xml:space="preserve">monitor/satellite radio — see </w:t>
+      </w:r>
+      <w:r>
+        <w:t>multi-radio.md</w:t>
+      </w:r>
+      <w:r>
+        <w:t>).</w:t>
       </w:r>
     </w:p>
     <w:p>
@@ -3371,18 +3823,54 @@
     </w:p>
     <w:p>
       <w:r>
-        <w:t>quickstart) must be over USB because it installs the OTA partition table. Satellite OTA (over SPI) is</w:t>
+        <w:t>quickstart) must be over USB because it installs the OTA partition table.</w:t>
       </w:r>
     </w:p>
     <w:p>
       <w:r>
-        <w:t xml:space="preserve">implemented but needs carrier hardware — see </w:t>
+        <w:rPr>
+          <w:b/>
+        </w:rPr>
+        <w:t>Satellite OTA (over SPI)</w:t>
+      </w:r>
+      <w:r>
+        <w:t xml:space="preserve"> works the same way — pick the satellite as the target and the tethered</w:t>
+      </w:r>
+    </w:p>
+    <w:p>
+      <w:r>
+        <w:t>C6 relays each chunk over the carrier's SPI link. The satellite briefly pauses capture during the</w:t>
+      </w:r>
+    </w:p>
+    <w:p>
+      <w:r>
+        <w:t>transfer and resumes it automatically once done. SPI is a lossier link than USB serial, so a</w:t>
+      </w:r>
+    </w:p>
+    <w:p>
+      <w:r>
+        <w:t>transfer can involve many chunk retries — the satellite tracks each chunk's byte offset and skips</w:t>
+      </w:r>
+    </w:p>
+    <w:p>
+      <w:r>
+        <w:t>any that already landed, so a resent chunk (from a lost acknowledgment, not lost data) can never be</w:t>
+      </w:r>
+    </w:p>
+    <w:p>
+      <w:r>
+        <w:t>double-applied and corrupt the image. Validated end-to-end on carrier hardware, including transfers</w:t>
+      </w:r>
+    </w:p>
+    <w:p>
+      <w:r>
+        <w:t xml:space="preserve">with heavy retry activity throughout. See </w:t>
       </w:r>
       <w:r>
         <w:t>ota.md</w:t>
       </w:r>
       <w:r>
-        <w:t>.</w:t>
+        <w:t xml:space="preserve"> for the wire-level design.</w:t>
       </w:r>
     </w:p>
     <w:p>
@@ -3837,6 +4325,8 @@
         <w:t xml:space="preserve">  --config &lt;path&gt;     settings file (default zbsniff.yaml; secrets encrypted)</w:t>
         <w:br/>
         <w:t xml:space="preserve">  --baud &lt;n&gt;          serial baud (default 921600; USB-CDC ignores it)</w:t>
+        <w:br/>
+        <w:t xml:space="preserve">  --demo              start in demo mode with a simulated network (no hardware needed)</w:t>
       </w:r>
     </w:p>
     <w:p>
